--- a/tuan01/DL_LT01_NguyenHuuAnhKhoa_3123411158_DCT123C4_DocPaper.docx
+++ b/tuan01/DL_LT01_NguyenHuuAnhKhoa_3123411158_DCT123C4_DocPaper.docx
@@ -8,23 +8,20 @@
         <w:jc w:val="center"/>
       </w:pPr>
       <w:r>
-        <w:t>UBND TP.</w:t>
-      </w:r>
-      <w:r>
         <w:rPr>
           <w:noProof/>
         </w:rPr>
         <w:drawing>
-          <wp:anchor distT="0" distB="0" distL="0" distR="0" simplePos="0" relativeHeight="251659264" behindDoc="1" locked="0" layoutInCell="1" hidden="0" allowOverlap="1" wp14:anchorId="6DD65077" wp14:editId="51D9D8B2">
+          <wp:anchor distT="0" distB="0" distL="0" distR="0" simplePos="0" relativeHeight="251659264" behindDoc="1" locked="0" layoutInCell="1" hidden="0" allowOverlap="1" wp14:anchorId="6DD65077" wp14:editId="0B32B8F7">
             <wp:simplePos x="0" y="0"/>
             <wp:positionH relativeFrom="column">
-              <wp:posOffset>-289559</wp:posOffset>
+              <wp:posOffset>-291051</wp:posOffset>
             </wp:positionH>
             <wp:positionV relativeFrom="paragraph">
-              <wp:posOffset>-350519</wp:posOffset>
+              <wp:posOffset>-346711</wp:posOffset>
             </wp:positionV>
-            <wp:extent cx="6521450" cy="8945880"/>
-            <wp:effectExtent l="9525" t="9525" r="9525" b="9525"/>
+            <wp:extent cx="6519969" cy="8743287"/>
+            <wp:effectExtent l="19050" t="19050" r="14605" b="20320"/>
             <wp:wrapNone/>
             <wp:docPr id="2005858357" name="image1.jpg" descr="khung doi"/>
             <wp:cNvGraphicFramePr/>
@@ -36,7 +33,7 @@
                     <pic:cNvPicPr preferRelativeResize="0"/>
                   </pic:nvPicPr>
                   <pic:blipFill>
-                    <a:blip r:embed="rId6"/>
+                    <a:blip r:embed="rId7"/>
                     <a:srcRect/>
                     <a:stretch>
                       <a:fillRect/>
@@ -45,7 +42,7 @@
                   <pic:spPr>
                     <a:xfrm>
                       <a:off x="0" y="0"/>
-                      <a:ext cx="6521450" cy="8945880"/>
+                      <a:ext cx="6519969" cy="8743287"/>
                     </a:xfrm>
                     <a:prstGeom prst="rect">
                       <a:avLst/>
@@ -60,8 +57,14 @@
                 </pic:pic>
               </a:graphicData>
             </a:graphic>
+            <wp14:sizeRelV relativeFrom="margin">
+              <wp14:pctHeight>0</wp14:pctHeight>
+            </wp14:sizeRelV>
           </wp:anchor>
         </w:drawing>
+      </w:r>
+      <w:r>
+        <w:t>UBND TP.</w:t>
       </w:r>
       <w:r>
         <w:t xml:space="preserve"> HỒ CHÍ MINH</w:t>
@@ -150,7 +153,7 @@
                     <pic:cNvPicPr preferRelativeResize="0"/>
                   </pic:nvPicPr>
                   <pic:blipFill>
-                    <a:blip r:embed="rId7" cstate="print">
+                    <a:blip r:embed="rId8" cstate="print">
                       <a:extLst>
                         <a:ext uri="{28A0092B-C50C-407E-A947-70E740481C1C}">
                           <a14:useLocalDpi xmlns:a14="http://schemas.microsoft.com/office/drawing/2010/main" val="0"/>
@@ -226,643 +229,7 @@
           <w:b/>
           <w:bCs/>
         </w:rPr>
-        <w:t xml:space="preserve">TÓM TẮT BÀI BÁO DEEP LEARNING REVIEW VÀ GIẢI NOBEL VẬT LÝ 2024  </w:t>
-      </w:r>
-    </w:p>
-    <w:p>
-      <w:pPr>
-        <w:spacing w:before="120" w:after="120" w:line="360" w:lineRule="auto"/>
-        <w:rPr>
-          <w:b/>
-          <w:bCs/>
-        </w:rPr>
-      </w:pPr>
-      <w:r>
-        <w:rPr>
-          <w:noProof/>
-        </w:rPr>
-        <mc:AlternateContent>
-          <mc:Choice Requires="wps">
-            <w:drawing>
-              <wp:anchor distT="0" distB="0" distL="114300" distR="114300" simplePos="0" relativeHeight="251660288" behindDoc="0" locked="0" layoutInCell="1" hidden="0" allowOverlap="1" wp14:anchorId="36C39630" wp14:editId="086592CC">
-                <wp:simplePos x="0" y="0"/>
-                <wp:positionH relativeFrom="column">
-                  <wp:posOffset>-190499</wp:posOffset>
-                </wp:positionH>
-                <wp:positionV relativeFrom="paragraph">
-                  <wp:posOffset>1104900</wp:posOffset>
-                </wp:positionV>
-                <wp:extent cx="6334125" cy="2661285"/>
-                <wp:effectExtent l="0" t="0" r="0" b="0"/>
-                <wp:wrapNone/>
-                <wp:docPr id="2005858356" name="Rectangle 2005858356"/>
-                <wp:cNvGraphicFramePr/>
-                <a:graphic xmlns:a="http://schemas.openxmlformats.org/drawingml/2006/main">
-                  <a:graphicData uri="http://schemas.microsoft.com/office/word/2010/wordprocessingShape">
-                    <wps:wsp>
-                      <wps:cNvSpPr/>
-                      <wps:spPr>
-                        <a:xfrm>
-                          <a:off x="2183700" y="2454120"/>
-                          <a:ext cx="6324600" cy="2651760"/>
-                        </a:xfrm>
-                        <a:prstGeom prst="rect">
-                          <a:avLst/>
-                        </a:prstGeom>
-                        <a:noFill/>
-                        <a:ln>
-                          <a:noFill/>
-                        </a:ln>
-                      </wps:spPr>
-                      <wps:txbx>
-                        <w:txbxContent>
-                          <w:p>
-                            <w:pPr>
-                              <w:spacing w:before="120" w:after="120" w:line="360" w:lineRule="auto"/>
-                              <w:ind w:left="3600"/>
-                              <w:textDirection w:val="btLr"/>
-                            </w:pPr>
-                            <w:r>
-                              <w:rPr>
-                                <w:color w:val="000000"/>
-                              </w:rPr>
-                              <w:t xml:space="preserve">     Sinh </w:t>
-                            </w:r>
-                            <w:proofErr w:type="spellStart"/>
-                            <w:r>
-                              <w:rPr>
-                                <w:color w:val="000000"/>
-                              </w:rPr>
-                              <w:t>viên</w:t>
-                            </w:r>
-                            <w:proofErr w:type="spellEnd"/>
-                            <w:r>
-                              <w:rPr>
-                                <w:color w:val="000000"/>
-                              </w:rPr>
-                              <w:t xml:space="preserve"> </w:t>
-                            </w:r>
-                            <w:proofErr w:type="spellStart"/>
-                            <w:r>
-                              <w:rPr>
-                                <w:color w:val="000000"/>
-                              </w:rPr>
-                              <w:t>thực</w:t>
-                            </w:r>
-                            <w:proofErr w:type="spellEnd"/>
-                            <w:r>
-                              <w:rPr>
-                                <w:color w:val="000000"/>
-                              </w:rPr>
-                              <w:t xml:space="preserve"> </w:t>
-                            </w:r>
-                            <w:proofErr w:type="spellStart"/>
-                            <w:r>
-                              <w:rPr>
-                                <w:color w:val="000000"/>
-                              </w:rPr>
-                              <w:t>hiện</w:t>
-                            </w:r>
-                            <w:proofErr w:type="spellEnd"/>
-                            <w:r>
-                              <w:rPr>
-                                <w:color w:val="000000"/>
-                              </w:rPr>
-                              <w:t>: Nguyễn Hữu Anh Khoa</w:t>
-                            </w:r>
-                          </w:p>
-                          <w:p>
-                            <w:pPr>
-                              <w:spacing w:before="120" w:after="120" w:line="360" w:lineRule="auto"/>
-                              <w:textDirection w:val="btLr"/>
-                            </w:pPr>
-                            <w:r>
-                              <w:rPr>
-                                <w:color w:val="000000"/>
-                              </w:rPr>
-                              <w:t xml:space="preserve">                                                            </w:t>
-                            </w:r>
-                            <w:proofErr w:type="spellStart"/>
-                            <w:r>
-                              <w:rPr>
-                                <w:color w:val="000000"/>
-                              </w:rPr>
-                              <w:t>Mã</w:t>
-                            </w:r>
-                            <w:proofErr w:type="spellEnd"/>
-                            <w:r>
-                              <w:rPr>
-                                <w:color w:val="000000"/>
-                              </w:rPr>
-                              <w:t xml:space="preserve"> </w:t>
-                            </w:r>
-                            <w:proofErr w:type="spellStart"/>
-                            <w:r>
-                              <w:rPr>
-                                <w:color w:val="000000"/>
-                              </w:rPr>
-                              <w:t>số</w:t>
-                            </w:r>
-                            <w:proofErr w:type="spellEnd"/>
-                            <w:r>
-                              <w:rPr>
-                                <w:color w:val="000000"/>
-                              </w:rPr>
-                              <w:t xml:space="preserve"> </w:t>
-                            </w:r>
-                            <w:proofErr w:type="spellStart"/>
-                            <w:r>
-                              <w:rPr>
-                                <w:color w:val="000000"/>
-                              </w:rPr>
-                              <w:t>sinh</w:t>
-                            </w:r>
-                            <w:proofErr w:type="spellEnd"/>
-                            <w:r>
-                              <w:rPr>
-                                <w:color w:val="000000"/>
-                              </w:rPr>
-                              <w:t xml:space="preserve"> </w:t>
-                            </w:r>
-                            <w:proofErr w:type="spellStart"/>
-                            <w:r>
-                              <w:rPr>
-                                <w:color w:val="000000"/>
-                              </w:rPr>
-                              <w:t>viên</w:t>
-                            </w:r>
-                            <w:proofErr w:type="spellEnd"/>
-                            <w:r>
-                              <w:rPr>
-                                <w:color w:val="000000"/>
-                              </w:rPr>
-                              <w:t xml:space="preserve">: </w:t>
-                            </w:r>
-                            <w:r>
-                              <w:t>3123411158</w:t>
-                            </w:r>
-                          </w:p>
-                          <w:p>
-                            <w:pPr>
-                              <w:spacing w:before="120" w:after="120" w:line="360" w:lineRule="auto"/>
-                              <w:textDirection w:val="btLr"/>
-                            </w:pPr>
-                            <w:r>
-                              <w:tab/>
-                            </w:r>
-                            <w:r>
-                              <w:tab/>
-                            </w:r>
-                            <w:r>
-                              <w:tab/>
-                            </w:r>
-                            <w:r>
-                              <w:tab/>
-                            </w:r>
-                            <w:r>
-                              <w:tab/>
-                              <w:t xml:space="preserve">     </w:t>
-                            </w:r>
-                            <w:proofErr w:type="spellStart"/>
-                            <w:r>
-                              <w:t>Lớp</w:t>
-                            </w:r>
-                            <w:proofErr w:type="spellEnd"/>
-                            <w:r>
-                              <w:t>: DCT123C4</w:t>
-                            </w:r>
-                          </w:p>
-                          <w:p>
-                            <w:pPr>
-                              <w:spacing w:before="120" w:after="120" w:line="360" w:lineRule="auto"/>
-                              <w:textDirection w:val="btLr"/>
-                            </w:pPr>
-                            <w:r>
-                              <w:rPr>
-                                <w:color w:val="000000"/>
-                              </w:rPr>
-                              <w:t xml:space="preserve">                                                            </w:t>
-                            </w:r>
-                          </w:p>
-                          <w:p>
-                            <w:pPr>
-                              <w:spacing w:before="120" w:after="120" w:line="360" w:lineRule="auto"/>
-                              <w:textDirection w:val="btLr"/>
-                            </w:pPr>
-                            <w:r>
-                              <w:rPr>
-                                <w:color w:val="000000"/>
-                              </w:rPr>
-                              <w:tab/>
-                            </w:r>
-                            <w:r>
-                              <w:rPr>
-                                <w:color w:val="000000"/>
-                              </w:rPr>
-                              <w:tab/>
-                              <w:t xml:space="preserve">     </w:t>
-                            </w:r>
-                          </w:p>
-                          <w:p>
-                            <w:pPr>
-                              <w:spacing w:before="120" w:after="120" w:line="360" w:lineRule="auto"/>
-                              <w:jc w:val="center"/>
-                              <w:textDirection w:val="btLr"/>
-                            </w:pPr>
-                            <w:r>
-                              <w:rPr>
-                                <w:i/>
-                                <w:color w:val="000000"/>
-                              </w:rPr>
-                              <w:t xml:space="preserve">Thành </w:t>
-                            </w:r>
-                            <w:proofErr w:type="spellStart"/>
-                            <w:r>
-                              <w:rPr>
-                                <w:i/>
-                                <w:color w:val="000000"/>
-                              </w:rPr>
-                              <w:t>phố</w:t>
-                            </w:r>
-                            <w:proofErr w:type="spellEnd"/>
-                            <w:r>
-                              <w:rPr>
-                                <w:i/>
-                                <w:color w:val="000000"/>
-                              </w:rPr>
-                              <w:t xml:space="preserve"> </w:t>
-                            </w:r>
-                            <w:proofErr w:type="spellStart"/>
-                            <w:r>
-                              <w:rPr>
-                                <w:i/>
-                                <w:color w:val="000000"/>
-                              </w:rPr>
-                              <w:t>Hồ</w:t>
-                            </w:r>
-                            <w:proofErr w:type="spellEnd"/>
-                            <w:r>
-                              <w:rPr>
-                                <w:i/>
-                                <w:color w:val="000000"/>
-                              </w:rPr>
-                              <w:t xml:space="preserve"> Chí Minh, </w:t>
-                            </w:r>
-                            <w:proofErr w:type="spellStart"/>
-                            <w:r>
-                              <w:rPr>
-                                <w:i/>
-                                <w:color w:val="000000"/>
-                              </w:rPr>
-                              <w:t>ngày</w:t>
-                            </w:r>
-                            <w:proofErr w:type="spellEnd"/>
-                            <w:r>
-                              <w:rPr>
-                                <w:i/>
-                                <w:color w:val="000000"/>
-                              </w:rPr>
-                              <w:t xml:space="preserve"> 13 </w:t>
-                            </w:r>
-                            <w:proofErr w:type="spellStart"/>
-                            <w:r>
-                              <w:rPr>
-                                <w:i/>
-                                <w:color w:val="000000"/>
-                              </w:rPr>
-                              <w:t>tháng</w:t>
-                            </w:r>
-                            <w:proofErr w:type="spellEnd"/>
-                            <w:r>
-                              <w:rPr>
-                                <w:i/>
-                                <w:color w:val="000000"/>
-                              </w:rPr>
-                              <w:t xml:space="preserve"> 09 </w:t>
-                            </w:r>
-                            <w:proofErr w:type="spellStart"/>
-                            <w:r>
-                              <w:rPr>
-                                <w:i/>
-                                <w:color w:val="000000"/>
-                              </w:rPr>
-                              <w:t>năm</w:t>
-                            </w:r>
-                            <w:proofErr w:type="spellEnd"/>
-                            <w:r>
-                              <w:rPr>
-                                <w:i/>
-                                <w:color w:val="000000"/>
-                              </w:rPr>
-                              <w:t xml:space="preserve"> 2026</w:t>
-                            </w:r>
-                          </w:p>
-                        </w:txbxContent>
-                      </wps:txbx>
-                      <wps:bodyPr spcFirstLastPara="1" wrap="square" lIns="91425" tIns="45700" rIns="91425" bIns="45700" anchor="t" anchorCtr="0">
-                        <a:noAutofit/>
-                      </wps:bodyPr>
-                    </wps:wsp>
-                  </a:graphicData>
-                </a:graphic>
-              </wp:anchor>
-            </w:drawing>
-          </mc:Choice>
-          <mc:Fallback>
-            <w:pict>
-              <v:rect w14:anchorId="36C39630" id="Rectangle 2005858356" o:spid="_x0000_s1026" style="position:absolute;margin-left:-15pt;margin-top:87pt;width:498.75pt;height:209.55pt;z-index:251660288;visibility:visible;mso-wrap-style:square;mso-wrap-distance-left:9pt;mso-wrap-distance-top:0;mso-wrap-distance-right:9pt;mso-wrap-distance-bottom:0;mso-position-horizontal:absolute;mso-position-horizontal-relative:text;mso-position-vertical:absolute;mso-position-vertical-relative:text;v-text-anchor:top" o:gfxdata="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" filled="f" stroked="f">
-                <v:textbox inset="2.53958mm,1.2694mm,2.53958mm,1.2694mm">
-                  <w:txbxContent>
-                    <w:p>
-                      <w:pPr>
-                        <w:spacing w:before="120" w:after="120" w:line="360" w:lineRule="auto"/>
-                        <w:ind w:left="3600"/>
-                        <w:textDirection w:val="btLr"/>
-                      </w:pPr>
-                      <w:r>
-                        <w:rPr>
-                          <w:color w:val="000000"/>
-                        </w:rPr>
-                        <w:t xml:space="preserve">     Sinh </w:t>
-                      </w:r>
-                      <w:proofErr w:type="spellStart"/>
-                      <w:r>
-                        <w:rPr>
-                          <w:color w:val="000000"/>
-                        </w:rPr>
-                        <w:t>viên</w:t>
-                      </w:r>
-                      <w:proofErr w:type="spellEnd"/>
-                      <w:r>
-                        <w:rPr>
-                          <w:color w:val="000000"/>
-                        </w:rPr>
-                        <w:t xml:space="preserve"> </w:t>
-                      </w:r>
-                      <w:proofErr w:type="spellStart"/>
-                      <w:r>
-                        <w:rPr>
-                          <w:color w:val="000000"/>
-                        </w:rPr>
-                        <w:t>thực</w:t>
-                      </w:r>
-                      <w:proofErr w:type="spellEnd"/>
-                      <w:r>
-                        <w:rPr>
-                          <w:color w:val="000000"/>
-                        </w:rPr>
-                        <w:t xml:space="preserve"> </w:t>
-                      </w:r>
-                      <w:proofErr w:type="spellStart"/>
-                      <w:r>
-                        <w:rPr>
-                          <w:color w:val="000000"/>
-                        </w:rPr>
-                        <w:t>hiện</w:t>
-                      </w:r>
-                      <w:proofErr w:type="spellEnd"/>
-                      <w:r>
-                        <w:rPr>
-                          <w:color w:val="000000"/>
-                        </w:rPr>
-                        <w:t>: Nguyễn Hữu Anh Khoa</w:t>
-                      </w:r>
-                    </w:p>
-                    <w:p>
-                      <w:pPr>
-                        <w:spacing w:before="120" w:after="120" w:line="360" w:lineRule="auto"/>
-                        <w:textDirection w:val="btLr"/>
-                      </w:pPr>
-                      <w:r>
-                        <w:rPr>
-                          <w:color w:val="000000"/>
-                        </w:rPr>
-                        <w:t xml:space="preserve">                                                            </w:t>
-                      </w:r>
-                      <w:proofErr w:type="spellStart"/>
-                      <w:r>
-                        <w:rPr>
-                          <w:color w:val="000000"/>
-                        </w:rPr>
-                        <w:t>Mã</w:t>
-                      </w:r>
-                      <w:proofErr w:type="spellEnd"/>
-                      <w:r>
-                        <w:rPr>
-                          <w:color w:val="000000"/>
-                        </w:rPr>
-                        <w:t xml:space="preserve"> </w:t>
-                      </w:r>
-                      <w:proofErr w:type="spellStart"/>
-                      <w:r>
-                        <w:rPr>
-                          <w:color w:val="000000"/>
-                        </w:rPr>
-                        <w:t>số</w:t>
-                      </w:r>
-                      <w:proofErr w:type="spellEnd"/>
-                      <w:r>
-                        <w:rPr>
-                          <w:color w:val="000000"/>
-                        </w:rPr>
-                        <w:t xml:space="preserve"> </w:t>
-                      </w:r>
-                      <w:proofErr w:type="spellStart"/>
-                      <w:r>
-                        <w:rPr>
-                          <w:color w:val="000000"/>
-                        </w:rPr>
-                        <w:t>sinh</w:t>
-                      </w:r>
-                      <w:proofErr w:type="spellEnd"/>
-                      <w:r>
-                        <w:rPr>
-                          <w:color w:val="000000"/>
-                        </w:rPr>
-                        <w:t xml:space="preserve"> </w:t>
-                      </w:r>
-                      <w:proofErr w:type="spellStart"/>
-                      <w:r>
-                        <w:rPr>
-                          <w:color w:val="000000"/>
-                        </w:rPr>
-                        <w:t>viên</w:t>
-                      </w:r>
-                      <w:proofErr w:type="spellEnd"/>
-                      <w:r>
-                        <w:rPr>
-                          <w:color w:val="000000"/>
-                        </w:rPr>
-                        <w:t xml:space="preserve">: </w:t>
-                      </w:r>
-                      <w:r>
-                        <w:t>3123411158</w:t>
-                      </w:r>
-                    </w:p>
-                    <w:p>
-                      <w:pPr>
-                        <w:spacing w:before="120" w:after="120" w:line="360" w:lineRule="auto"/>
-                        <w:textDirection w:val="btLr"/>
-                      </w:pPr>
-                      <w:r>
-                        <w:tab/>
-                      </w:r>
-                      <w:r>
-                        <w:tab/>
-                      </w:r>
-                      <w:r>
-                        <w:tab/>
-                      </w:r>
-                      <w:r>
-                        <w:tab/>
-                      </w:r>
-                      <w:r>
-                        <w:tab/>
-                        <w:t xml:space="preserve">     </w:t>
-                      </w:r>
-                      <w:proofErr w:type="spellStart"/>
-                      <w:r>
-                        <w:t>Lớp</w:t>
-                      </w:r>
-                      <w:proofErr w:type="spellEnd"/>
-                      <w:r>
-                        <w:t>: DCT123C4</w:t>
-                      </w:r>
-                    </w:p>
-                    <w:p>
-                      <w:pPr>
-                        <w:spacing w:before="120" w:after="120" w:line="360" w:lineRule="auto"/>
-                        <w:textDirection w:val="btLr"/>
-                      </w:pPr>
-                      <w:r>
-                        <w:rPr>
-                          <w:color w:val="000000"/>
-                        </w:rPr>
-                        <w:t xml:space="preserve">                                                            </w:t>
-                      </w:r>
-                    </w:p>
-                    <w:p>
-                      <w:pPr>
-                        <w:spacing w:before="120" w:after="120" w:line="360" w:lineRule="auto"/>
-                        <w:textDirection w:val="btLr"/>
-                      </w:pPr>
-                      <w:r>
-                        <w:rPr>
-                          <w:color w:val="000000"/>
-                        </w:rPr>
-                        <w:tab/>
-                      </w:r>
-                      <w:r>
-                        <w:rPr>
-                          <w:color w:val="000000"/>
-                        </w:rPr>
-                        <w:tab/>
-                        <w:t xml:space="preserve">     </w:t>
-                      </w:r>
-                    </w:p>
-                    <w:p>
-                      <w:pPr>
-                        <w:spacing w:before="120" w:after="120" w:line="360" w:lineRule="auto"/>
-                        <w:jc w:val="center"/>
-                        <w:textDirection w:val="btLr"/>
-                      </w:pPr>
-                      <w:r>
-                        <w:rPr>
-                          <w:i/>
-                          <w:color w:val="000000"/>
-                        </w:rPr>
-                        <w:t xml:space="preserve">Thành </w:t>
-                      </w:r>
-                      <w:proofErr w:type="spellStart"/>
-                      <w:r>
-                        <w:rPr>
-                          <w:i/>
-                          <w:color w:val="000000"/>
-                        </w:rPr>
-                        <w:t>phố</w:t>
-                      </w:r>
-                      <w:proofErr w:type="spellEnd"/>
-                      <w:r>
-                        <w:rPr>
-                          <w:i/>
-                          <w:color w:val="000000"/>
-                        </w:rPr>
-                        <w:t xml:space="preserve"> </w:t>
-                      </w:r>
-                      <w:proofErr w:type="spellStart"/>
-                      <w:r>
-                        <w:rPr>
-                          <w:i/>
-                          <w:color w:val="000000"/>
-                        </w:rPr>
-                        <w:t>Hồ</w:t>
-                      </w:r>
-                      <w:proofErr w:type="spellEnd"/>
-                      <w:r>
-                        <w:rPr>
-                          <w:i/>
-                          <w:color w:val="000000"/>
-                        </w:rPr>
-                        <w:t xml:space="preserve"> Chí Minh, </w:t>
-                      </w:r>
-                      <w:proofErr w:type="spellStart"/>
-                      <w:r>
-                        <w:rPr>
-                          <w:i/>
-                          <w:color w:val="000000"/>
-                        </w:rPr>
-                        <w:t>ngày</w:t>
-                      </w:r>
-                      <w:proofErr w:type="spellEnd"/>
-                      <w:r>
-                        <w:rPr>
-                          <w:i/>
-                          <w:color w:val="000000"/>
-                        </w:rPr>
-                        <w:t xml:space="preserve"> 13 </w:t>
-                      </w:r>
-                      <w:proofErr w:type="spellStart"/>
-                      <w:r>
-                        <w:rPr>
-                          <w:i/>
-                          <w:color w:val="000000"/>
-                        </w:rPr>
-                        <w:t>tháng</w:t>
-                      </w:r>
-                      <w:proofErr w:type="spellEnd"/>
-                      <w:r>
-                        <w:rPr>
-                          <w:i/>
-                          <w:color w:val="000000"/>
-                        </w:rPr>
-                        <w:t xml:space="preserve"> 09 </w:t>
-                      </w:r>
-                      <w:proofErr w:type="spellStart"/>
-                      <w:r>
-                        <w:rPr>
-                          <w:i/>
-                          <w:color w:val="000000"/>
-                        </w:rPr>
-                        <w:t>năm</w:t>
-                      </w:r>
-                      <w:proofErr w:type="spellEnd"/>
-                      <w:r>
-                        <w:rPr>
-                          <w:i/>
-                          <w:color w:val="000000"/>
-                        </w:rPr>
-                        <w:t xml:space="preserve"> 2026</w:t>
-                      </w:r>
-                    </w:p>
-                  </w:txbxContent>
-                </v:textbox>
-              </v:rect>
-            </w:pict>
-          </mc:Fallback>
-        </mc:AlternateContent>
-      </w:r>
-      <w:r>
-        <w:br w:type="page"/>
+        <w:t>TÓM TẮT BÀI BÁO DEEP LEARNING REVIEW VÀ GIẢI NOBEL VẬT LÝ 2024</w:t>
       </w:r>
     </w:p>
     <w:p>
@@ -872,16 +239,306 @@
         <w:rPr>
           <w:b/>
           <w:bCs/>
-          <w:sz w:val="28"/>
-          <w:szCs w:val="28"/>
+        </w:rPr>
+      </w:pPr>
+    </w:p>
+    <w:p>
+      <w:pPr>
+        <w:spacing w:before="120" w:after="120" w:line="360" w:lineRule="auto"/>
+        <w:jc w:val="center"/>
+        <w:rPr>
+          <w:b/>
+          <w:bCs/>
+        </w:rPr>
+      </w:pPr>
+    </w:p>
+    <w:p>
+      <w:pPr>
+        <w:spacing w:before="120" w:after="120" w:line="360" w:lineRule="auto"/>
+        <w:jc w:val="center"/>
+        <w:rPr>
+          <w:b/>
+          <w:bCs/>
+        </w:rPr>
+      </w:pPr>
+    </w:p>
+    <w:p>
+      <w:pPr>
+        <w:spacing w:before="120" w:after="120" w:line="360" w:lineRule="auto"/>
+        <w:ind w:left="3600"/>
+        <w:textDirection w:val="btLr"/>
+        <w:rPr>
+          <w:color w:val="000000"/>
+        </w:rPr>
+      </w:pPr>
+      <w:r>
+        <w:rPr>
+          <w:color w:val="000000"/>
+        </w:rPr>
+        <w:t xml:space="preserve">     Sinh </w:t>
+      </w:r>
+      <w:proofErr w:type="spellStart"/>
+      <w:r>
+        <w:rPr>
+          <w:color w:val="000000"/>
+        </w:rPr>
+        <w:t>viên</w:t>
+      </w:r>
+      <w:proofErr w:type="spellEnd"/>
+      <w:r>
+        <w:rPr>
+          <w:color w:val="000000"/>
+        </w:rPr>
+        <w:t xml:space="preserve"> </w:t>
+      </w:r>
+      <w:proofErr w:type="spellStart"/>
+      <w:r>
+        <w:rPr>
+          <w:color w:val="000000"/>
+        </w:rPr>
+        <w:t>thực</w:t>
+      </w:r>
+      <w:proofErr w:type="spellEnd"/>
+      <w:r>
+        <w:rPr>
+          <w:color w:val="000000"/>
+        </w:rPr>
+        <w:t xml:space="preserve"> </w:t>
+      </w:r>
+      <w:proofErr w:type="spellStart"/>
+      <w:r>
+        <w:rPr>
+          <w:color w:val="000000"/>
+        </w:rPr>
+        <w:t>hiện</w:t>
+      </w:r>
+      <w:proofErr w:type="spellEnd"/>
+      <w:r>
+        <w:rPr>
+          <w:color w:val="000000"/>
+        </w:rPr>
+        <w:t>: Nguyễn Hữu Anh Kho</w:t>
+      </w:r>
+      <w:r>
+        <w:rPr>
+          <w:color w:val="000000"/>
+        </w:rPr>
+        <w:t>a</w:t>
+      </w:r>
+    </w:p>
+    <w:p>
+      <w:pPr>
+        <w:spacing w:before="120" w:after="120" w:line="360" w:lineRule="auto"/>
+        <w:ind w:left="3600"/>
+        <w:textDirection w:val="btLr"/>
+        <w:rPr>
+          <w:color w:val="000000"/>
+        </w:rPr>
+      </w:pPr>
+      <w:r>
+        <w:rPr>
+          <w:color w:val="000000"/>
+        </w:rPr>
+        <w:t xml:space="preserve">     </w:t>
+      </w:r>
+      <w:proofErr w:type="spellStart"/>
+      <w:r>
+        <w:rPr>
+          <w:color w:val="000000"/>
+        </w:rPr>
+        <w:t>Mã</w:t>
+      </w:r>
+      <w:proofErr w:type="spellEnd"/>
+      <w:r>
+        <w:rPr>
+          <w:color w:val="000000"/>
+        </w:rPr>
+        <w:t xml:space="preserve"> số sinh </w:t>
+      </w:r>
+      <w:proofErr w:type="spellStart"/>
+      <w:r>
+        <w:rPr>
+          <w:color w:val="000000"/>
+        </w:rPr>
+        <w:t>viên</w:t>
+      </w:r>
+      <w:proofErr w:type="spellEnd"/>
+      <w:r>
+        <w:rPr>
+          <w:color w:val="000000"/>
+        </w:rPr>
+        <w:t xml:space="preserve">: </w:t>
+      </w:r>
+      <w:r>
+        <w:rPr>
+          <w:color w:val="000000"/>
+        </w:rPr>
+        <w:t>3123411158</w:t>
+      </w:r>
+    </w:p>
+    <w:p>
+      <w:pPr>
+        <w:spacing w:before="120" w:after="120" w:line="360" w:lineRule="auto"/>
+        <w:textDirection w:val="btLr"/>
+      </w:pPr>
+      <w:r>
+        <w:tab/>
+      </w:r>
+      <w:r>
+        <w:tab/>
+      </w:r>
+      <w:r>
+        <w:tab/>
+      </w:r>
+      <w:r>
+        <w:tab/>
+      </w:r>
+      <w:r>
+        <w:tab/>
+        <w:t xml:space="preserve">     </w:t>
+      </w:r>
+      <w:proofErr w:type="spellStart"/>
+      <w:r>
+        <w:t>Lớp</w:t>
+      </w:r>
+      <w:proofErr w:type="spellEnd"/>
+      <w:r>
+        <w:t>: DCT123C4</w:t>
+      </w:r>
+    </w:p>
+    <w:p>
+      <w:pPr>
+        <w:spacing w:before="120" w:after="120" w:line="360" w:lineRule="auto"/>
+        <w:textDirection w:val="btLr"/>
+      </w:pPr>
+    </w:p>
+    <w:p>
+      <w:pPr>
+        <w:spacing w:before="120" w:after="120" w:line="360" w:lineRule="auto"/>
+        <w:textDirection w:val="btLr"/>
+      </w:pPr>
+    </w:p>
+    <w:p>
+      <w:pPr>
+        <w:spacing w:before="120" w:after="120" w:line="360" w:lineRule="auto"/>
+        <w:jc w:val="center"/>
+        <w:textDirection w:val="btLr"/>
+      </w:pPr>
+      <w:r>
+        <w:rPr>
+          <w:i/>
+          <w:color w:val="000000"/>
+        </w:rPr>
+        <w:t xml:space="preserve">Thành </w:t>
+      </w:r>
+      <w:proofErr w:type="spellStart"/>
+      <w:r>
+        <w:rPr>
+          <w:i/>
+          <w:color w:val="000000"/>
+        </w:rPr>
+        <w:t>phố</w:t>
+      </w:r>
+      <w:proofErr w:type="spellEnd"/>
+      <w:r>
+        <w:rPr>
+          <w:i/>
+          <w:color w:val="000000"/>
+        </w:rPr>
+        <w:t xml:space="preserve"> </w:t>
+      </w:r>
+      <w:proofErr w:type="spellStart"/>
+      <w:r>
+        <w:rPr>
+          <w:i/>
+          <w:color w:val="000000"/>
+        </w:rPr>
+        <w:t>Hồ</w:t>
+      </w:r>
+      <w:proofErr w:type="spellEnd"/>
+      <w:r>
+        <w:rPr>
+          <w:i/>
+          <w:color w:val="000000"/>
+        </w:rPr>
+        <w:t xml:space="preserve"> Chí Minh, </w:t>
+      </w:r>
+      <w:proofErr w:type="spellStart"/>
+      <w:r>
+        <w:rPr>
+          <w:i/>
+          <w:color w:val="000000"/>
+        </w:rPr>
+        <w:t>ngày</w:t>
+      </w:r>
+      <w:proofErr w:type="spellEnd"/>
+      <w:r>
+        <w:rPr>
+          <w:i/>
+          <w:color w:val="000000"/>
+        </w:rPr>
+        <w:t xml:space="preserve"> 13 </w:t>
+      </w:r>
+      <w:proofErr w:type="spellStart"/>
+      <w:r>
+        <w:rPr>
+          <w:i/>
+          <w:color w:val="000000"/>
+        </w:rPr>
+        <w:t>tháng</w:t>
+      </w:r>
+      <w:proofErr w:type="spellEnd"/>
+      <w:r>
+        <w:rPr>
+          <w:i/>
+          <w:color w:val="000000"/>
+        </w:rPr>
+        <w:t xml:space="preserve"> 09 </w:t>
+      </w:r>
+      <w:proofErr w:type="spellStart"/>
+      <w:r>
+        <w:rPr>
+          <w:i/>
+          <w:color w:val="000000"/>
+        </w:rPr>
+        <w:t>năm</w:t>
+      </w:r>
+      <w:proofErr w:type="spellEnd"/>
+      <w:r>
+        <w:rPr>
+          <w:i/>
+          <w:color w:val="000000"/>
+        </w:rPr>
+        <w:t xml:space="preserve"> 2026</w:t>
+      </w:r>
+    </w:p>
+    <w:p>
+      <w:pPr>
+        <w:spacing w:before="120" w:after="120" w:line="360" w:lineRule="auto"/>
+        <w:jc w:val="center"/>
+        <w:rPr>
+          <w:b/>
+          <w:bCs/>
+        </w:rPr>
+      </w:pPr>
+    </w:p>
+    <w:p>
+      <w:pPr>
+        <w:spacing w:before="120" w:after="120" w:line="360" w:lineRule="auto"/>
+        <w:jc w:val="center"/>
+        <w:rPr>
+          <w:b/>
+          <w:bCs/>
         </w:rPr>
         <w:sectPr>
-          <w:footerReference w:type="even" r:id="rId8"/>
-          <w:footerReference w:type="default" r:id="rId9"/>
+          <w:footerReference w:type="even" r:id="rId9"/>
+          <w:footerReference w:type="default" r:id="rId10"/>
           <w:pgSz w:w="12240" w:h="15840"/>
           <w:pgMar w:top="1440" w:right="1440" w:bottom="1440" w:left="1440" w:header="708" w:footer="708" w:gutter="0"/>
           <w:pgNumType w:start="1"/>
           <w:cols w:space="720"/>
+          <w:titlePg/>
+          <w:docGrid w:linePitch="354"/>
         </w:sectPr>
       </w:pPr>
     </w:p>
@@ -4317,23 +3974,7 @@
           <w:b/>
           <w:bCs/>
         </w:rPr>
-        <w:t xml:space="preserve"> </w:t>
-      </w:r>
-      <w:proofErr w:type="spellStart"/>
-      <w:r>
-        <w:rPr>
-          <w:b/>
-          <w:bCs/>
-        </w:rPr>
-        <w:t>tự</w:t>
-      </w:r>
-      <w:proofErr w:type="spellEnd"/>
-      <w:r>
-        <w:rPr>
-          <w:b/>
-          <w:bCs/>
-        </w:rPr>
-        <w:t xml:space="preserve"> </w:t>
+        <w:t xml:space="preserve"> tự </w:t>
       </w:r>
       <w:proofErr w:type="spellStart"/>
       <w:r>
@@ -6937,15 +6578,17 @@
         <w:rPr>
           <w:b/>
           <w:bCs/>
-        </w:rPr>
-      </w:pPr>
-      <w:r>
-        <w:rPr>
-          <w:b/>
-          <w:bCs/>
           <w:sz w:val="28"/>
           <w:szCs w:val="28"/>
         </w:rPr>
+      </w:pPr>
+      <w:r>
+        <w:rPr>
+          <w:b/>
+          <w:bCs/>
+          <w:sz w:val="28"/>
+          <w:szCs w:val="28"/>
+        </w:rPr>
         <w:lastRenderedPageBreak/>
         <w:t xml:space="preserve">PHẦN </w:t>
       </w:r>
@@ -6971,8 +6614,10 @@
         <w:rPr>
           <w:b/>
           <w:bCs/>
-        </w:rPr>
-        <w:t xml:space="preserve">GIẢI NOBEL VẬT LÝ 2024  </w:t>
+          <w:sz w:val="28"/>
+          <w:szCs w:val="28"/>
+        </w:rPr>
+        <w:t>GIẢI NOBEL VẬT LÝ 2024</w:t>
       </w:r>
     </w:p>
     <w:p>
@@ -9598,23 +9243,7 @@
           <w:b/>
           <w:bCs/>
         </w:rPr>
-        <w:t xml:space="preserve"> </w:t>
-      </w:r>
-      <w:proofErr w:type="spellStart"/>
-      <w:r>
-        <w:rPr>
-          <w:b/>
-          <w:bCs/>
-        </w:rPr>
-        <w:t>máy</w:t>
-      </w:r>
-      <w:proofErr w:type="spellEnd"/>
-      <w:r>
-        <w:rPr>
-          <w:b/>
-          <w:bCs/>
-        </w:rPr>
-        <w:t xml:space="preserve"> Boltzmann</w:t>
+        <w:t xml:space="preserve"> máy Boltzmann</w:t>
       </w:r>
     </w:p>
     <w:p>
@@ -11622,6 +11251,7 @@
       <w:pgMar w:top="1440" w:right="1440" w:bottom="1440" w:left="1440" w:header="708" w:footer="708" w:gutter="0"/>
       <w:pgNumType w:start="1"/>
       <w:cols w:space="720"/>
+      <w:docGrid w:linePitch="354"/>
     </w:sectPr>
   </w:body>
 </w:document>
@@ -11717,7 +11347,7 @@
 <w:ftr xmlns:wpc="http://schemas.microsoft.com/office/word/2010/wordprocessingCanvas" xmlns:cx="http://schemas.microsoft.com/office/drawing/2014/chartex" xmlns:cx1="http://schemas.microsoft.com/office/drawing/2015/9/8/chartex" xmlns:cx2="http://schemas.microsoft.com/office/drawing/2015/10/21/chartex" xmlns:cx3="http://schemas.microsoft.com/office/drawing/2016/5/9/chartex" xmlns:cx4="http://schemas.microsoft.com/office/drawing/2016/5/10/chartex" xmlns:cx5="http://schemas.microsoft.com/office/drawing/2016/5/11/chartex" xmlns:cx6="http://schemas.microsoft.com/office/drawing/2016/5/12/chartex" xmlns:cx7="http://schemas.microsoft.com/office/drawing/2016/5/13/chartex" xmlns:cx8="http://schemas.microsoft.com/office/drawing/2016/5/14/chartex" xmlns:mc="http://schemas.openxmlformats.org/markup-compatibility/2006" xmlns:aink="http://schemas.microsoft.com/office/drawing/2016/ink" xmlns:am3d="http://schemas.microsoft.com/office/drawing/2017/model3d" xmlns:o="urn:schemas-microsoft-com:office:office" xmlns:oel="http://schemas.microsoft.com/office/2019/extlst" xmlns:r="http://schemas.openxmlformats.org/officeDocument/2006/relationships" xmlns:m="http://schemas.openxmlformats.org/officeDocument/2006/math" xmlns:v="urn:schemas-microsoft-com:vml" xmlns:wp14="http://schemas.microsoft.com/office/word/2010/wordprocessingDrawing" xmlns:wp="http://schemas.openxmlformats.org/drawingml/2006/wordprocessingDrawing" xmlns:w10="urn:schemas-microsoft-com:office:word" xmlns:w="http://schemas.openxmlformats.org/wordprocessingml/2006/main" xmlns:w14="http://schemas.microsoft.com/office/word/2010/wordml" xmlns:w15="http://schemas.microsoft.com/office/word/2012/wordml" xmlns:w16cex="http://schemas.microsoft.com/office/word/2018/wordml/cex" xmlns:w16cid="http://schemas.microsoft.com/office/word/2016/wordml/cid" xmlns:w16="http://schemas.microsoft.com/office/word/2018/wordml" xmlns:w16du="http://schemas.microsoft.com/office/word/2023/wordml/word16du" xmlns:w16sdtdh="http://schemas.microsoft.com/office/word/2020/wordml/sdtdatahash" xmlns:w16sdtfl="http://schemas.microsoft.com/office/word/2024/wordml/sdtformatlock" xmlns:w16se="http://schemas.microsoft.com/office/word/2015/wordml/symex" xmlns:wpg="http://schemas.microsoft.com/office/word/2010/wordprocessingGroup" xmlns:wpi="http://schemas.microsoft.com/office/word/2010/wordprocessingInk" xmlns:wne="http://schemas.microsoft.com/office/word/2006/wordml" xmlns:wps="http://schemas.microsoft.com/office/word/2010/wordprocessingShape" mc:Ignorable="w14 w15 w16se w16cid w16 w16cex w16sdtdh w16sdtfl w16du wp14">
   <w:sdt>
     <w:sdtPr>
-      <w:id w:val="-661465914"/>
+      <w:id w:val="-309411164"/>
       <w:docPartObj>
         <w:docPartGallery w:val="Page Numbers (Bottom of Page)"/>
         <w:docPartUnique/>
@@ -13097,4 +12727,16 @@
     </a:ext>
   </a:extLst>
 </a:theme>
+</file>
+
+<file path=customXml/item1.xml><?xml version="1.0" encoding="utf-8"?>
+<b:Sources xmlns:b="http://schemas.openxmlformats.org/officeDocument/2006/bibliography" xmlns="http://schemas.openxmlformats.org/officeDocument/2006/bibliography" SelectedStyle="\APASixthEditionOfficeOnline.xsl" StyleName="APA" Version="6"/>
+</file>
+
+<file path=customXml/itemProps1.xml><?xml version="1.0" encoding="utf-8"?>
+<ds:datastoreItem xmlns:ds="http://schemas.openxmlformats.org/officeDocument/2006/customXml" ds:itemID="{AE2E8F9F-1369-40CE-8F6A-E270EAFB5FE4}">
+  <ds:schemaRefs>
+    <ds:schemaRef ds:uri="http://schemas.openxmlformats.org/officeDocument/2006/bibliography"/>
+  </ds:schemaRefs>
+</ds:datastoreItem>
 </file>